--- a/基於盲簽章技術之隱私保護線上投票系統_v3.0.docx
+++ b/基於盲簽章技術之隱私保護線上投票系統_v3.0.docx
@@ -1333,7 +1333,7 @@
                 <w:i/>
                 <w:sz w:val="22"/>
               </w:rPr>
-              <w:t>SIVoter / SITPA</w:t>
+              <w:t>NVoter / NTPA</w:t>
             </w:r>
           </w:p>
         </w:tc>
@@ -1349,7 +1349,7 @@
                 <w:i w:val="0"/>
                 <w:sz w:val="22"/>
               </w:rPr>
-              <w:t>Voter / TPA的身分驗證雜湊值</w:t>
+              <w:t>Voter / TPA 產生之隨機亂數（Nonce），用於防止重放攻擊</w:t>
             </w:r>
           </w:p>
         </w:tc>
@@ -2116,7 +2116,7 @@
           <w:i w:val="0"/>
           <w:sz w:val="24"/>
         </w:rPr>
-        <w:t>管理者（Admin）針對每一位合法選民，產生一組一次性密碼 OTP，並僅將其雜湊值 H(OTP) 傳送予 CA 留存，CA 本身不接觸 OTP 明文；OTP 明文則透過可信賴之系統外管道（如親自領取、加密電子郵件）交付選民本人，並設定 7 日之有效期限。</w:t>
+        <w:t>管理者（Admin）針對每一位合法選民，產生一組一次性密碼 OTP，並僅將其雜湊值 H(OTP) 傳送予 CA 留存，CA 強制要求提供此雜湊值、不接受省略，自身完全不接觸 OTP 明文。OTP 明文則透過可信賴之系統外管道（如親自領取、加密電子郵件）交付選民本人，並設定 7 日之有效期限。</w:t>
       </w:r>
     </w:p>
     <w:p>
@@ -2241,6 +2241,14 @@
       </w:pPr>
       <w:r>
         <w:rPr>
+          <w:b/>
+          <w:sz w:val="24"/>
+          <w:rFonts w:ascii="標楷體" w:hAnsi="標楷體" w:eastAsia="標楷體"/>
+        </w:rPr>
+        <w:t>PKTPA</w:t>
+      </w:r>
+      <w:r>
+        <w:rPr>
           <w:rFonts w:ascii="標楷體" w:hAnsi="標楷體" w:eastAsia="標楷體"/>
           <w:b w:val="0"/>
           <w:i w:val="0"/>
@@ -2253,6 +2261,14 @@
       <w:pPr>
         <w:spacing w:after="120"/>
       </w:pPr>
+      <w:r>
+        <w:rPr>
+          <w:b/>
+          <w:sz w:val="24"/>
+          <w:rFonts w:ascii="標楷體" w:hAnsi="標楷體" w:eastAsia="標楷體"/>
+        </w:rPr>
+        <w:t>SKTPA</w:t>
+      </w:r>
       <w:r>
         <w:rPr>
           <w:rFonts w:ascii="標楷體" w:hAnsi="標楷體" w:eastAsia="標楷體"/>
@@ -2269,6 +2285,14 @@
       </w:pPr>
       <w:r>
         <w:rPr>
+          <w:b/>
+          <w:sz w:val="24"/>
+          <w:rFonts w:ascii="標楷體" w:hAnsi="標楷體" w:eastAsia="標楷體"/>
+        </w:rPr>
+        <w:t>PKVoter</w:t>
+      </w:r>
+      <w:r>
+        <w:rPr>
           <w:rFonts w:ascii="標楷體" w:hAnsi="標楷體" w:eastAsia="標楷體"/>
           <w:b w:val="0"/>
           <w:i w:val="0"/>
@@ -2281,6 +2305,14 @@
       <w:pPr>
         <w:spacing w:after="120"/>
       </w:pPr>
+      <w:r>
+        <w:rPr>
+          <w:b/>
+          <w:sz w:val="24"/>
+          <w:rFonts w:ascii="標楷體" w:hAnsi="標楷體" w:eastAsia="標楷體"/>
+        </w:rPr>
+        <w:t>SKVoter</w:t>
+      </w:r>
       <w:r>
         <w:rPr>
           <w:rFonts w:ascii="標楷體" w:hAnsi="標楷體" w:eastAsia="標楷體"/>
@@ -2297,6 +2329,14 @@
       </w:pPr>
       <w:r>
         <w:rPr>
+          <w:b/>
+          <w:sz w:val="24"/>
+          <w:rFonts w:ascii="標楷體" w:hAnsi="標楷體" w:eastAsia="標楷體"/>
+        </w:rPr>
+        <w:t>PKTA</w:t>
+      </w:r>
+      <w:r>
+        <w:rPr>
           <w:rFonts w:ascii="標楷體" w:hAnsi="標楷體" w:eastAsia="標楷體"/>
           <w:b w:val="0"/>
           <w:i w:val="0"/>
@@ -2309,6 +2349,14 @@
       <w:pPr>
         <w:spacing w:after="120"/>
       </w:pPr>
+      <w:r>
+        <w:rPr>
+          <w:b/>
+          <w:sz w:val="24"/>
+          <w:rFonts w:ascii="標楷體" w:hAnsi="標楷體" w:eastAsia="標楷體"/>
+        </w:rPr>
+        <w:t>SKTA</w:t>
+      </w:r>
       <w:r>
         <w:rPr>
           <w:rFonts w:ascii="標楷體" w:hAnsi="標楷體" w:eastAsia="標楷體"/>
@@ -2325,6 +2373,14 @@
       </w:pPr>
       <w:r>
         <w:rPr>
+          <w:b/>
+          <w:sz w:val="24"/>
+          <w:rFonts w:ascii="標楷體" w:hAnsi="標楷體" w:eastAsia="標楷體"/>
+        </w:rPr>
+        <w:t>PKCC</w:t>
+      </w:r>
+      <w:r>
+        <w:rPr>
           <w:rFonts w:ascii="標楷體" w:hAnsi="標楷體" w:eastAsia="標楷體"/>
           <w:b w:val="0"/>
           <w:i w:val="0"/>
@@ -2337,6 +2393,14 @@
       <w:pPr>
         <w:spacing w:after="120"/>
       </w:pPr>
+      <w:r>
+        <w:rPr>
+          <w:b/>
+          <w:sz w:val="24"/>
+          <w:rFonts w:ascii="標楷體" w:hAnsi="標楷體" w:eastAsia="標楷體"/>
+        </w:rPr>
+        <w:t>SKCC</w:t>
+      </w:r>
       <w:r>
         <w:rPr>
           <w:rFonts w:ascii="標楷體" w:hAnsi="標楷體" w:eastAsia="標楷體"/>
@@ -2421,7 +2485,28 @@
           <w:i w:val="0"/>
           <w:sz w:val="24"/>
         </w:rPr>
-        <w:t>TPA收到訊息後，先讀取當前系統時間，並檢查訊息中的 TVoter 是否在允許的時間誤差範圍 ΔT 內。若超過誤差範圍，TPA將終止與Voter雙向身分認證階段。</w:t>
+        <w:t>TPA確認訊息中的 NVoter 是否曾被使用過，以防止重放攻擊。若已使用過，TPA將直接終止本次認證，不進行後續任何驗證。</w:t>
+      </w:r>
+    </w:p>
+    <w:p>
+      <w:pPr>
+        <w:ind w:left="283"/>
+      </w:pPr>
+      <w:r>
+        <w:rPr>
+          <w:b/>
+          <w:sz w:val="24"/>
+          <w:rFonts w:ascii="標楷體" w:hAnsi="標楷體" w:eastAsia="標楷體"/>
+        </w:rPr>
+        <w:t>步驟2-1：</w:t>
+      </w:r>
+      <w:r>
+        <w:rPr>
+          <w:b w:val="0"/>
+          <w:sz w:val="24"/>
+          <w:rFonts w:ascii="標楷體" w:hAnsi="標楷體" w:eastAsia="標楷體"/>
+        </w:rPr>
+        <w:t>TPA進一步查核該選民名下是否已存在一張「已被消耗」（即已成功兌換盲簽章）之投票授權票；若是，則不論本次請求之簽章與時間戳記是否合法，TPA均直接終止並拒絕本次認證請求，不再產生新的回應封包或新票。此檢查為系統防止一人多票之首要防線，與投票授權票僅能兌換一次之特性相輔相成，確保「身分驗證成功次數」不因反覆認證而超過「可取得盲簽章之總次數」。</w:t>
       </w:r>
     </w:p>
     <w:p>
@@ -2445,31 +2530,28 @@
           <w:i w:val="0"/>
           <w:sz w:val="24"/>
         </w:rPr>
-        <w:t>TPA檢查 IDTPA 是否與自身 ID 相符，並確認 NVoter 未曾被使用過。若不符合，TPA將終止與Voter雙向身分認證階段。</w:t>
+        <w:t>TPA檢查 IDTPA 是否與自身 ID 相符。若不符合，TPA將終止與Voter雙向身分認證階段。</w:t>
       </w:r>
     </w:p>
     <w:p>
       <w:pPr>
-        <w:spacing w:after="80"/>
         <w:ind w:left="283"/>
       </w:pPr>
       <w:r>
         <w:rPr>
+          <w:b/>
+          <w:sz w:val="24"/>
           <w:rFonts w:ascii="標楷體" w:hAnsi="標楷體" w:eastAsia="標楷體"/>
-          <w:b/>
-          <w:i w:val="0"/>
-          <w:sz w:val="24"/>
         </w:rPr>
         <w:t>步驟4：</w:t>
       </w:r>
       <w:r>
         <w:rPr>
+          <w:b w:val="0"/>
+          <w:sz w:val="24"/>
           <w:rFonts w:ascii="標楷體" w:hAnsi="標楷體" w:eastAsia="標楷體"/>
-          <w:b w:val="0"/>
-          <w:i w:val="0"/>
-          <w:sz w:val="24"/>
         </w:rPr>
-        <w:t>TPA使用 CA 的公鑰驗證 CertVoter 的合法性，並從中獲得PKVoter。若為非法，TPA將終止與Voter雙向身分認證階段；若 CA 憑證暫時無法取得，TPA 亦將直接拒絕本次請求，而非降級為不驗證憑證。</w:t>
+        <w:t>TPA讀取當前系統時間，並檢查訊息中的 TVoter 是否在允許的時間誤差範圍 ΔT 內。若超過誤差範圍，TPA將終止與Voter雙向身分認證階段。</w:t>
       </w:r>
     </w:p>
     <w:p>
@@ -2493,7 +2575,28 @@
           <w:i w:val="0"/>
           <w:sz w:val="24"/>
         </w:rPr>
-        <w:t>TPA使用 PKVoter 來驗證簽章是否有效。若無效，TPA將終止與Voter雙向身分認證階段。</w:t>
+        <w:t>TPA使用 CA 的公鑰驗證 CertVoter 的合法性，並從中獲得PKVoter。若為非法，TPA將終止與Voter雙向身分認證階段；若 CA 憑證暫時無法取得，TPA 亦將直接拒絕本次請求，而非降級為不驗證憑證。</w:t>
+      </w:r>
+    </w:p>
+    <w:p>
+      <w:pPr>
+        <w:ind w:left="283"/>
+      </w:pPr>
+      <w:r>
+        <w:rPr>
+          <w:b/>
+          <w:sz w:val="24"/>
+          <w:rFonts w:ascii="標楷體" w:hAnsi="標楷體" w:eastAsia="標楷體"/>
+        </w:rPr>
+        <w:t>步驟5-1：</w:t>
+      </w:r>
+      <w:r>
+        <w:rPr>
+          <w:b w:val="0"/>
+          <w:sz w:val="24"/>
+          <w:rFonts w:ascii="標楷體" w:hAnsi="標楷體" w:eastAsia="標楷體"/>
+        </w:rPr>
+        <w:t>TPA進一步核對CertVoter之憑證主體（Subject）是否確實等於IDVoter；若不符，TPA將終止與Voter雙向身分認證階段。此檢查用以防止任何持有合法憑證者透過在封包中謊報IDVoter而冒用他人身分——單純驗證簽章有效，僅能證明簽章者握有對應私鑰，無法證明其宣稱之身分屬實，兩者須一併檢核方能杜絕身分冒用。</w:t>
       </w:r>
     </w:p>
     <w:p>
@@ -2517,31 +2620,7 @@
           <w:i w:val="0"/>
           <w:sz w:val="24"/>
         </w:rPr>
-        <w:t>TPA將以下回應封包PacketRes回傳給Voter，PacketRes = { IDTPA || IDVoter || CertTPA || TTPA || NTPA }，其中 NTPA 為 TPA 產生之隨機亂數，並回應 NVoter 以建立本次認證之雙向關聯。</w:t>
-      </w:r>
-    </w:p>
-    <w:p>
-      <w:pPr>
-        <w:spacing w:after="80"/>
-        <w:ind w:left="283"/>
-      </w:pPr>
-      <w:r>
-        <w:rPr>
-          <w:rFonts w:ascii="標楷體" w:hAnsi="標楷體" w:eastAsia="標楷體"/>
-          <w:b/>
-          <w:i w:val="0"/>
-          <w:sz w:val="24"/>
-        </w:rPr>
-        <w:t>步驟6-1（v3.0新增）：</w:t>
-      </w:r>
-      <w:r>
-        <w:rPr>
-          <w:rFonts w:ascii="標楷體" w:hAnsi="標楷體" w:eastAsia="標楷體"/>
-          <w:b w:val="0"/>
-          <w:i w:val="0"/>
-          <w:sz w:val="24"/>
-        </w:rPr>
-        <w:t>TPA 另核發一次性之投票授權票（Voting Token），其內容包含權杖序號、選民識別碼、核發時間、有效期限（以投票截止時間與核發後10分鐘中取其早者）及與本次認證關聯之隨機亂數，並以 SKTPA 簽署後隨回應封包一併交付選民。此權杖為選民於下一階段請求簽章之必要憑證，且僅能使用一次，藉此將「身分驗證」與「取得簽章授權」兩事件密碼學上綁定，杜絕選民重複認證取得多份簽章之風險。</w:t>
+        <w:t>TPA使用 PKVoter 來驗證簽章是否有效。若無效，TPA將終止與Voter雙向身分認證階段。</w:t>
       </w:r>
     </w:p>
     <w:p>
@@ -2565,7 +2644,31 @@
           <w:i w:val="0"/>
           <w:sz w:val="24"/>
         </w:rPr>
-        <w:t>Voter收到PacketRes後，先讀取當前系統時間，並檢查訊息中的 TTPA 是否在允許的時間誤差範圍 ΔT 內，若超過誤差範圍，Voter將終止與TPA雙向身分認證階段。</w:t>
+        <w:t>TPA將以下回應封包PacketRes回傳給Voter，PacketRes = { IDTPA ‖ IDVoter ‖ CertTPA ‖ TTPA ‖ NTPA }，其中 NTPA 為 TPA 產生之隨機亂數，並回應 NVoter 以建立本次認證之雙向關聯。TPA另將本次收到之選民簽章計算雜湊值（voter_sig_ref）一併納入回應封包之簽章範圍，作為其確實處理過此一特定請求之稽核證據，強化不可否認性。</w:t>
+      </w:r>
+    </w:p>
+    <w:p>
+      <w:pPr>
+        <w:spacing w:after="80"/>
+        <w:ind w:left="283"/>
+      </w:pPr>
+      <w:r>
+        <w:rPr>
+          <w:rFonts w:ascii="標楷體" w:hAnsi="標楷體" w:eastAsia="標楷體"/>
+          <w:b/>
+          <w:i w:val="0"/>
+          <w:sz w:val="24"/>
+        </w:rPr>
+        <w:t>步驟7-1（v3.0新增）：</w:t>
+      </w:r>
+      <w:r>
+        <w:rPr>
+          <w:rFonts w:ascii="標楷體" w:hAnsi="標楷體" w:eastAsia="標楷體"/>
+          <w:b w:val="0"/>
+          <w:i w:val="0"/>
+          <w:sz w:val="24"/>
+        </w:rPr>
+        <w:t>TPA 另核發一次性之投票授權票（Voting Token），其內容包含權杖序號、選民識別碼、核發時間、有效期限（以投票截止時間與核發後10分鐘中取其早者）及與本次認證關聯之隨機亂數，並以 SKTPA 簽署後隨回應封包一併交付選民。此權杖為選民於下一階段請求簽章之必要憑證，且僅能使用一次，藉此將「身分驗證」與「取得簽章授權」兩事件密碼學上綁定，杜絕選民重複認證取得多份簽章之風險。為避免選民藉由反覆重新認證囤積多張同時有效之未使用投票授權票，TPA於核發本次新票之前，將先作廢（刪除）該選民名下所有尚未使用之舊票，確保同一時間每位選民至多僅持有一張有效且未使用之投票授權票。</w:t>
       </w:r>
     </w:p>
     <w:p>
@@ -2589,7 +2692,7 @@
           <w:i w:val="0"/>
           <w:sz w:val="24"/>
         </w:rPr>
-        <w:t>Voter檢查 IDVoter 是否與自身 ID 相符。若ID不相符，Voter將終止與TPA雙向身分認證階段。</w:t>
+        <w:t>Voter收到PacketRes後，先讀取當前系統時間，並檢查訊息中的 TTPA 是否在允許的時間誤差範圍 ΔT 內，若超過誤差範圍，Voter將終止與TPA雙向身分認證階段。</w:t>
       </w:r>
     </w:p>
     <w:p>
@@ -2613,7 +2716,7 @@
           <w:i w:val="0"/>
           <w:sz w:val="24"/>
         </w:rPr>
-        <w:t>Voter使用TPA的公鑰驗證 CertTPA 的合法性，並從中獲得PKTPA。若為非法，Voter將終止與TPA雙向身分認證階段。</w:t>
+        <w:t>Voter檢查 IDVoter 是否與自身 ID 相符。若ID不相符，Voter將終止與TPA雙向身分認證階段。</w:t>
       </w:r>
     </w:p>
     <w:p>
@@ -2629,6 +2732,30 @@
           <w:sz w:val="24"/>
         </w:rPr>
         <w:t>步驟10：</w:t>
+      </w:r>
+      <w:r>
+        <w:rPr>
+          <w:rFonts w:ascii="標楷體" w:hAnsi="標楷體" w:eastAsia="標楷體"/>
+          <w:b w:val="0"/>
+          <w:i w:val="0"/>
+          <w:sz w:val="24"/>
+        </w:rPr>
+        <w:t>Voter使用TPA的公鑰驗證 CertTPA 的合法性，並從中獲得PKTPA。若為非法，Voter將終止與TPA雙向身分認證階段。</w:t>
+      </w:r>
+    </w:p>
+    <w:p>
+      <w:pPr>
+        <w:spacing w:after="80"/>
+        <w:ind w:left="283"/>
+      </w:pPr>
+      <w:r>
+        <w:rPr>
+          <w:rFonts w:ascii="標楷體" w:hAnsi="標楷體" w:eastAsia="標楷體"/>
+          <w:b/>
+          <w:i w:val="0"/>
+          <w:sz w:val="24"/>
+        </w:rPr>
+        <w:t>步驟11：</w:t>
       </w:r>
       <w:r>
         <w:rPr>
@@ -2815,6 +2942,27 @@
     </w:p>
     <w:p>
       <w:pPr>
+        <w:ind w:left="283"/>
+      </w:pPr>
+      <w:r>
+        <w:rPr>
+          <w:b/>
+          <w:sz w:val="24"/>
+          <w:rFonts w:ascii="標楷體" w:hAnsi="標楷體" w:eastAsia="標楷體"/>
+        </w:rPr>
+        <w:t>步驟6-1（v3.0新增）：</w:t>
+      </w:r>
+      <w:r>
+        <w:rPr>
+          <w:b w:val="0"/>
+          <w:sz w:val="24"/>
+          <w:rFonts w:ascii="標楷體" w:hAnsi="標楷體" w:eastAsia="標楷體"/>
+        </w:rPr>
+        <w:t>為降低信封提交時間點洩漏投票行為之風險，選民端不直接將信封送交計票中心，而是先存入本地佇列；待佇列累積達門檻張數，或距投票截止時間進入安全緩衝區間時，方將佇列內全部信封打亂順序後一次送出，使同一時間送達計票中心之信封彼此無法依到達順序或時間點被關聯回個別選民。</w:t>
+      </w:r>
+    </w:p>
+    <w:p>
+      <w:pPr>
         <w:spacing w:after="80"/>
         <w:ind w:left="283"/>
       </w:pPr>
@@ -2834,7 +2982,7 @@
           <w:i w:val="0"/>
           <w:sz w:val="24"/>
         </w:rPr>
-        <w:t>CC接收到信封後，首先檢核所附去重索引是否已被使用過（以資料庫唯一性約束原子化防止重複），通過後利用SKCC解密CKey以取得k，再使用k並比對Tag解密CData，取得內層密文、S'及m；此階段CC尚無法讀取選票明文，僅先行暫存待截止後解密。</w:t>
+        <w:t>CC接收到信封後，首先檢核所附去重索引是否已被使用過（以資料庫唯一性約束原子化防止重複），通過後僅利用SKCC解密CKey以取得對稱金鑰k，並將k與尚未解密之CData、Tag、AAD一併暫存；此階段CC尚未對CData進行AES-GCM解密，亦無法取得S'、m或選票明文，須待正式開票、經TA釋出SKTA後方一併解密驗證。</w:t>
       </w:r>
     </w:p>
     <w:p>
@@ -2858,7 +3006,7 @@
           <w:i w:val="0"/>
           <w:sz w:val="24"/>
         </w:rPr>
-        <w:t>待正式開票時，CC分析拆封後的選票數位信封，檢查(S')ᵉ mod n是否等於重新計算之μ，若成立則表示為TPA對m的合法簽章；若不成立，或選票雜湊值m與其他已收選票重複，則此選票將定義為非法選票，不列入計票。</w:t>
+        <w:t>待正式開票時，CC先以先前暫存之對稱金鑰k與AAD對CData執行AES-GCM解密並驗證Tag，取得內層密文、去盲簽章S'及選票雜湊值m；若Tag驗證失敗，則此信封視為遭竄改之非法選票，不予進入後續驗證。解密成功後，CC再檢查(S')ᵉ mod n是否等於重新計算之μ，若成立則表示為TPA對m的合法簽章；若不成立，或選票雜湊值m與其他已收選票重複，則此選票將定義為非法選票，不列入計票。</w:t>
       </w:r>
     </w:p>
     <w:p>
@@ -3404,6 +3552,48 @@
           <w:sz w:val="24"/>
         </w:rPr>
         <w:t>為因應選民憑證遭竊或誤發之情形，CA 提供憑證撤銷功能及公開之撤銷清單，供管理者於必要時中止特定憑證之效力；惟即時撤銷查詢機制（如線上憑證狀態協定，OCSP）尚未整合至各服務之即時驗證流程，列為後續工作。</w:t>
+      </w:r>
+    </w:p>
+    <w:p>
+      <w:pPr>
+        <w:ind w:left="283"/>
+      </w:pPr>
+      <w:r>
+        <w:rPr>
+          <w:b/>
+          <w:sz w:val="24"/>
+          <w:rFonts w:ascii="標楷體" w:hAnsi="標楷體" w:eastAsia="標楷體"/>
+        </w:rPr>
+        <w:t>(e) 傳輸層加密與網路分段：</w:t>
+      </w:r>
+      <w:r>
+        <w:rPr>
+          <w:b w:val="0"/>
+          <w:sz w:val="24"/>
+          <w:rFonts w:ascii="標楷體" w:hAnsi="標楷體" w:eastAsia="標楷體"/>
+        </w:rPr>
+        <w:t>系統對外服務統一透過反向代理終止 TLS 加密連線；CA、TPA、TA、CC 及 Admin 等內部服務不對外開放連線埠，僅能經由 Docker 內部網路彼此呼叫，降低外部攻擊者直接觸及核心服務之風險。</w:t>
+      </w:r>
+    </w:p>
+    <w:p>
+      <w:pPr>
+        <w:ind w:left="283"/>
+      </w:pPr>
+      <w:r>
+        <w:rPr>
+          <w:b/>
+          <w:sz w:val="24"/>
+          <w:rFonts w:ascii="標楷體" w:hAnsi="標楷體" w:eastAsia="標楷體"/>
+        </w:rPr>
+        <w:t>(f) 流量管制：</w:t>
+      </w:r>
+      <w:r>
+        <w:rPr>
+          <w:b w:val="0"/>
+          <w:sz w:val="24"/>
+          <w:rFonts w:ascii="標楷體" w:hAnsi="標楷體" w:eastAsia="標楷體"/>
+        </w:rPr>
+        <w:t>選民端對外服務針對憑證申請、身分驗證、取得盲簽章及提交信封等關鍵操作實施請求頻率限制，避免投票截止前遭惡意流量灌爆而使尚未完成投票之選民無法即時送出請求。</w:t>
       </w:r>
     </w:p>
     <w:p>
